--- a/doc/QuickNV驱动_海康ISUP/[QuickNV驱动_ISUP]部署配置指南.docx
+++ b/doc/QuickNV驱动_海康ISUP/[QuickNV驱动_ISUP]部署配置指南.docx
@@ -23,8 +23,6 @@
         </w:rPr>
         <w:t>QuickNV</w:t>
       </w:r>
-      <w:bookmarkStart w:id="0" w:name="_GoBack"/>
-      <w:bookmarkEnd w:id="0"/>
       <w:r>
         <w:rPr>
           <w:rFonts w:hint="eastAsia"/>
@@ -70,8 +68,8 @@
       <w:r>
         <w:drawing>
           <wp:inline distT="0" distB="0" distL="114300" distR="114300">
-            <wp:extent cx="5265420" cy="2988945"/>
-            <wp:effectExtent l="0" t="0" r="1905" b="1905"/>
+            <wp:extent cx="5273675" cy="2955925"/>
+            <wp:effectExtent l="0" t="0" r="3175" b="6350"/>
             <wp:docPr id="2" name="图片 1"/>
             <wp:cNvGraphicFramePr>
               <a:graphicFrameLocks xmlns:a="http://schemas.openxmlformats.org/drawingml/2006/main" noChangeAspect="1"/>
@@ -94,7 +92,7 @@
                   <pic:spPr>
                     <a:xfrm>
                       <a:off x="0" y="0"/>
-                      <a:ext cx="5265420" cy="2988945"/>
+                      <a:ext cx="5273675" cy="2955925"/>
                     </a:xfrm>
                     <a:prstGeom prst="rect">
                       <a:avLst/>
@@ -115,8 +113,8 @@
       <w:r>
         <w:drawing>
           <wp:inline distT="0" distB="0" distL="114300" distR="114300">
-            <wp:extent cx="5265420" cy="2988945"/>
-            <wp:effectExtent l="0" t="0" r="1905" b="1905"/>
+            <wp:extent cx="5273675" cy="2955925"/>
+            <wp:effectExtent l="0" t="0" r="3175" b="6350"/>
             <wp:docPr id="3" name="图片 2"/>
             <wp:cNvGraphicFramePr>
               <a:graphicFrameLocks xmlns:a="http://schemas.openxmlformats.org/drawingml/2006/main" noChangeAspect="1"/>
@@ -139,7 +137,7 @@
                   <pic:spPr>
                     <a:xfrm>
                       <a:off x="0" y="0"/>
-                      <a:ext cx="5265420" cy="2988945"/>
+                      <a:ext cx="5273675" cy="2955925"/>
                     </a:xfrm>
                     <a:prstGeom prst="rect">
                       <a:avLst/>
@@ -182,16 +180,16 @@
           <w:rFonts w:hint="eastAsia"/>
           <w:lang w:val="en-US" w:eastAsia="zh-CN"/>
         </w:rPr>
-        <w:t>配置弈视频驱动接口</w:t>
+        <w:t>配置QuickNV驱动接口</w:t>
       </w:r>
     </w:p>
     <w:p>
       <w:r>
         <w:drawing>
           <wp:inline distT="0" distB="0" distL="114300" distR="114300">
-            <wp:extent cx="5270500" cy="5628005"/>
-            <wp:effectExtent l="0" t="0" r="6350" b="1270"/>
-            <wp:docPr id="5" name="图片 3"/>
+            <wp:extent cx="5262880" cy="5602605"/>
+            <wp:effectExtent l="0" t="0" r="4445" b="7620"/>
+            <wp:docPr id="4" name="图片 3"/>
             <wp:cNvGraphicFramePr>
               <a:graphicFrameLocks xmlns:a="http://schemas.openxmlformats.org/drawingml/2006/main" noChangeAspect="1"/>
             </wp:cNvGraphicFramePr>
@@ -199,7 +197,7 @@
               <a:graphicData uri="http://schemas.openxmlformats.org/drawingml/2006/picture">
                 <pic:pic xmlns:pic="http://schemas.openxmlformats.org/drawingml/2006/picture">
                   <pic:nvPicPr>
-                    <pic:cNvPr id="5" name="图片 3"/>
+                    <pic:cNvPr id="4" name="图片 3"/>
                     <pic:cNvPicPr>
                       <a:picLocks noChangeAspect="1"/>
                     </pic:cNvPicPr>
@@ -213,7 +211,7 @@
                   <pic:spPr>
                     <a:xfrm>
                       <a:off x="0" y="0"/>
-                      <a:ext cx="5270500" cy="5628005"/>
+                      <a:ext cx="5262880" cy="5602605"/>
                     </a:xfrm>
                     <a:prstGeom prst="rect">
                       <a:avLst/>
@@ -242,7 +240,7 @@
           <w:rFonts w:hint="eastAsia"/>
           <w:lang w:val="en-US" w:eastAsia="zh-CN"/>
         </w:rPr>
-        <w:t>如果驱动与弈视频在同一台服务器上，推荐用默认的管道方式连接。</w:t>
+        <w:t>如果驱动与QuickNV在同一台服务器上，推荐用默认的管道方式连接。</w:t>
       </w:r>
     </w:p>
     <w:p>
@@ -387,9 +385,9 @@
       <w:r>
         <w:drawing>
           <wp:inline distT="0" distB="0" distL="114300" distR="114300">
-            <wp:extent cx="5268595" cy="5192395"/>
-            <wp:effectExtent l="0" t="0" r="8255" b="8255"/>
-            <wp:docPr id="18" name="图片 4"/>
+            <wp:extent cx="5262880" cy="7440295"/>
+            <wp:effectExtent l="0" t="0" r="4445" b="8255"/>
+            <wp:docPr id="5" name="图片 4"/>
             <wp:cNvGraphicFramePr>
               <a:graphicFrameLocks xmlns:a="http://schemas.openxmlformats.org/drawingml/2006/main" noChangeAspect="1"/>
             </wp:cNvGraphicFramePr>
@@ -397,7 +395,7 @@
               <a:graphicData uri="http://schemas.openxmlformats.org/drawingml/2006/picture">
                 <pic:pic xmlns:pic="http://schemas.openxmlformats.org/drawingml/2006/picture">
                   <pic:nvPicPr>
-                    <pic:cNvPr id="18" name="图片 4"/>
+                    <pic:cNvPr id="5" name="图片 4"/>
                     <pic:cNvPicPr>
                       <a:picLocks noChangeAspect="1"/>
                     </pic:cNvPicPr>
@@ -411,7 +409,7 @@
                   <pic:spPr>
                     <a:xfrm>
                       <a:off x="0" y="0"/>
-                      <a:ext cx="5268595" cy="5192395"/>
+                      <a:ext cx="5262880" cy="7440295"/>
                     </a:xfrm>
                     <a:prstGeom prst="rect">
                       <a:avLst/>
@@ -497,9 +495,9 @@
       <w:r>
         <w:drawing>
           <wp:inline distT="0" distB="0" distL="114300" distR="114300">
-            <wp:extent cx="5268595" cy="3722370"/>
-            <wp:effectExtent l="0" t="0" r="8255" b="1905"/>
-            <wp:docPr id="19" name="图片 5"/>
+            <wp:extent cx="5263515" cy="3824605"/>
+            <wp:effectExtent l="0" t="0" r="3810" b="4445"/>
+            <wp:docPr id="8" name="图片 7"/>
             <wp:cNvGraphicFramePr>
               <a:graphicFrameLocks xmlns:a="http://schemas.openxmlformats.org/drawingml/2006/main" noChangeAspect="1"/>
             </wp:cNvGraphicFramePr>
@@ -507,7 +505,7 @@
               <a:graphicData uri="http://schemas.openxmlformats.org/drawingml/2006/picture">
                 <pic:pic xmlns:pic="http://schemas.openxmlformats.org/drawingml/2006/picture">
                   <pic:nvPicPr>
-                    <pic:cNvPr id="19" name="图片 5"/>
+                    <pic:cNvPr id="8" name="图片 7"/>
                     <pic:cNvPicPr>
                       <a:picLocks noChangeAspect="1"/>
                     </pic:cNvPicPr>
@@ -521,7 +519,7 @@
                   <pic:spPr>
                     <a:xfrm>
                       <a:off x="0" y="0"/>
-                      <a:ext cx="5268595" cy="3722370"/>
+                      <a:ext cx="5263515" cy="3824605"/>
                     </a:xfrm>
                     <a:prstGeom prst="rect">
                       <a:avLst/>
@@ -569,9 +567,9 @@
       <w:r>
         <w:drawing>
           <wp:inline distT="0" distB="0" distL="114300" distR="114300">
-            <wp:extent cx="5267960" cy="3377565"/>
-            <wp:effectExtent l="0" t="0" r="8890" b="3810"/>
-            <wp:docPr id="20" name="图片 6"/>
+            <wp:extent cx="5267325" cy="3649345"/>
+            <wp:effectExtent l="0" t="0" r="0" b="8255"/>
+            <wp:docPr id="9" name="图片 8"/>
             <wp:cNvGraphicFramePr>
               <a:graphicFrameLocks xmlns:a="http://schemas.openxmlformats.org/drawingml/2006/main" noChangeAspect="1"/>
             </wp:cNvGraphicFramePr>
@@ -579,7 +577,7 @@
               <a:graphicData uri="http://schemas.openxmlformats.org/drawingml/2006/picture">
                 <pic:pic xmlns:pic="http://schemas.openxmlformats.org/drawingml/2006/picture">
                   <pic:nvPicPr>
-                    <pic:cNvPr id="20" name="图片 6"/>
+                    <pic:cNvPr id="9" name="图片 8"/>
                     <pic:cNvPicPr>
                       <a:picLocks noChangeAspect="1"/>
                     </pic:cNvPicPr>
@@ -593,7 +591,7 @@
                   <pic:spPr>
                     <a:xfrm>
                       <a:off x="0" y="0"/>
-                      <a:ext cx="5267960" cy="3377565"/>
+                      <a:ext cx="5267325" cy="3649345"/>
                     </a:xfrm>
                     <a:prstGeom prst="rect">
                       <a:avLst/>
@@ -650,9 +648,9 @@
       <w:r>
         <w:drawing>
           <wp:inline distT="0" distB="0" distL="114300" distR="114300">
-            <wp:extent cx="5267960" cy="3828415"/>
-            <wp:effectExtent l="0" t="0" r="8890" b="635"/>
-            <wp:docPr id="21" name="图片 7"/>
+            <wp:extent cx="5270500" cy="3326130"/>
+            <wp:effectExtent l="0" t="0" r="6350" b="7620"/>
+            <wp:docPr id="10" name="图片 9"/>
             <wp:cNvGraphicFramePr>
               <a:graphicFrameLocks xmlns:a="http://schemas.openxmlformats.org/drawingml/2006/main" noChangeAspect="1"/>
             </wp:cNvGraphicFramePr>
@@ -660,7 +658,7 @@
               <a:graphicData uri="http://schemas.openxmlformats.org/drawingml/2006/picture">
                 <pic:pic xmlns:pic="http://schemas.openxmlformats.org/drawingml/2006/picture">
                   <pic:nvPicPr>
-                    <pic:cNvPr id="21" name="图片 7"/>
+                    <pic:cNvPr id="10" name="图片 9"/>
                     <pic:cNvPicPr>
                       <a:picLocks noChangeAspect="1"/>
                     </pic:cNvPicPr>
@@ -674,7 +672,7 @@
                   <pic:spPr>
                     <a:xfrm>
                       <a:off x="0" y="0"/>
-                      <a:ext cx="5267960" cy="3828415"/>
+                      <a:ext cx="5270500" cy="3326130"/>
                     </a:xfrm>
                     <a:prstGeom prst="rect">
                       <a:avLst/>
@@ -835,16 +833,16 @@
           <w:rFonts w:hint="eastAsia"/>
           <w:lang w:val="en-US" w:eastAsia="zh-CN"/>
         </w:rPr>
-        <w:t>设备配置Ehome/ISUP协议连接到[弈视频驱动_ISUP]程序成功后，导入这里选择[弈视频驱动_ISUP]驱动后，即可看到连接的设备。可以选择导入选中设备或者导入全部。</w:t>
+        <w:t>设备配置Ehome/ISUP协议连接到[QuickNV驱动_ISUP]程序成功后，导入这里选择[QuickNV驱动_ISUP]驱动后，即可看到连接的设备。可以选择导入选中设备或者导入全部。</w:t>
       </w:r>
     </w:p>
     <w:p>
       <w:r>
         <w:drawing>
           <wp:inline distT="0" distB="0" distL="114300" distR="114300">
-            <wp:extent cx="5266690" cy="3622675"/>
-            <wp:effectExtent l="0" t="0" r="635" b="6350"/>
-            <wp:docPr id="12" name="图片 2"/>
+            <wp:extent cx="5274310" cy="3113405"/>
+            <wp:effectExtent l="0" t="0" r="2540" b="1270"/>
+            <wp:docPr id="11" name="图片 10"/>
             <wp:cNvGraphicFramePr>
               <a:graphicFrameLocks xmlns:a="http://schemas.openxmlformats.org/drawingml/2006/main" noChangeAspect="1"/>
             </wp:cNvGraphicFramePr>
@@ -852,7 +850,7 @@
               <a:graphicData uri="http://schemas.openxmlformats.org/drawingml/2006/picture">
                 <pic:pic xmlns:pic="http://schemas.openxmlformats.org/drawingml/2006/picture">
                   <pic:nvPicPr>
-                    <pic:cNvPr id="12" name="图片 2"/>
+                    <pic:cNvPr id="11" name="图片 10"/>
                     <pic:cNvPicPr>
                       <a:picLocks noChangeAspect="1"/>
                     </pic:cNvPicPr>
@@ -866,7 +864,7 @@
                   <pic:spPr>
                     <a:xfrm>
                       <a:off x="0" y="0"/>
-                      <a:ext cx="5266690" cy="3622675"/>
+                      <a:ext cx="5274310" cy="3113405"/>
                     </a:xfrm>
                     <a:prstGeom prst="rect">
                       <a:avLst/>
@@ -884,12 +882,6 @@
       </w:r>
     </w:p>
     <w:p>
-      <w:pPr>
-        <w:rPr>
-          <w:rFonts w:hint="default" w:eastAsiaTheme="minorEastAsia"/>
-          <w:lang w:val="en-US" w:eastAsia="zh-CN"/>
-        </w:rPr>
-      </w:pPr>
       <w:r>
         <w:rPr>
           <w:rFonts w:hint="eastAsia"/>
@@ -900,47 +892,17 @@
     </w:p>
     <w:p>
       <w:pPr>
-        <w:pStyle w:val="4"/>
-        <w:numPr>
-          <w:ilvl w:val="0"/>
-          <w:numId w:val="1"/>
-        </w:numPr>
-        <w:bidi w:val="0"/>
         <w:rPr>
           <w:rFonts w:hint="default"/>
           <w:lang w:val="en-US" w:eastAsia="zh-CN"/>
         </w:rPr>
       </w:pPr>
-      <w:r>
-        <w:rPr>
-          <w:rFonts w:hint="eastAsia"/>
-          <w:lang w:val="en-US" w:eastAsia="zh-CN"/>
-        </w:rPr>
-        <w:t>修改设备地点</w:t>
-      </w:r>
-    </w:p>
-    <w:p>
-      <w:pPr>
-        <w:rPr>
-          <w:rFonts w:hint="default"/>
-          <w:lang w:val="en-US" w:eastAsia="zh-CN"/>
-        </w:rPr>
-      </w:pPr>
-      <w:r>
-        <w:rPr>
-          <w:rFonts w:hint="eastAsia"/>
-          <w:lang w:val="en-US" w:eastAsia="zh-CN"/>
-        </w:rPr>
-        <w:t>刚导入的设备是没有关联地点的，需要修改设备地点。</w:t>
-      </w:r>
-    </w:p>
-    <w:p>
       <w:r>
         <w:drawing>
           <wp:inline distT="0" distB="0" distL="114300" distR="114300">
-            <wp:extent cx="5266690" cy="4469765"/>
-            <wp:effectExtent l="0" t="0" r="635" b="6985"/>
-            <wp:docPr id="13" name="图片 3"/>
+            <wp:extent cx="5264785" cy="3071495"/>
+            <wp:effectExtent l="0" t="0" r="2540" b="5080"/>
+            <wp:docPr id="15" name="图片 5"/>
             <wp:cNvGraphicFramePr>
               <a:graphicFrameLocks xmlns:a="http://schemas.openxmlformats.org/drawingml/2006/main" noChangeAspect="1"/>
             </wp:cNvGraphicFramePr>
@@ -948,94 +910,13 @@
               <a:graphicData uri="http://schemas.openxmlformats.org/drawingml/2006/picture">
                 <pic:pic xmlns:pic="http://schemas.openxmlformats.org/drawingml/2006/picture">
                   <pic:nvPicPr>
-                    <pic:cNvPr id="13" name="图片 3"/>
+                    <pic:cNvPr id="15" name="图片 5"/>
                     <pic:cNvPicPr>
                       <a:picLocks noChangeAspect="1"/>
                     </pic:cNvPicPr>
                   </pic:nvPicPr>
                   <pic:blipFill>
                     <a:blip r:embed="rId14"/>
-                    <a:stretch>
-                      <a:fillRect/>
-                    </a:stretch>
-                  </pic:blipFill>
-                  <pic:spPr>
-                    <a:xfrm>
-                      <a:off x="0" y="0"/>
-                      <a:ext cx="5266690" cy="4469765"/>
-                    </a:xfrm>
-                    <a:prstGeom prst="rect">
-                      <a:avLst/>
-                    </a:prstGeom>
-                    <a:noFill/>
-                    <a:ln>
-                      <a:noFill/>
-                    </a:ln>
-                  </pic:spPr>
-                </pic:pic>
-              </a:graphicData>
-            </a:graphic>
-          </wp:inline>
-        </w:drawing>
-      </w:r>
-    </w:p>
-    <w:p>
-      <w:pPr>
-        <w:pStyle w:val="4"/>
-        <w:numPr>
-          <w:ilvl w:val="0"/>
-          <w:numId w:val="1"/>
-        </w:numPr>
-        <w:bidi w:val="0"/>
-        <w:rPr>
-          <w:rFonts w:hint="default"/>
-          <w:lang w:val="en-US" w:eastAsia="zh-CN"/>
-        </w:rPr>
-      </w:pPr>
-      <w:r>
-        <w:rPr>
-          <w:rFonts w:hint="eastAsia"/>
-          <w:lang w:val="en-US" w:eastAsia="zh-CN"/>
-        </w:rPr>
-        <w:t>修改通道地点</w:t>
-      </w:r>
-    </w:p>
-    <w:p>
-      <w:pPr>
-        <w:rPr>
-          <w:rFonts w:hint="eastAsia"/>
-          <w:lang w:val="en-US" w:eastAsia="zh-CN"/>
-        </w:rPr>
-      </w:pPr>
-      <w:r>
-        <w:rPr>
-          <w:rFonts w:hint="eastAsia"/>
-          <w:lang w:val="en-US" w:eastAsia="zh-CN"/>
-        </w:rPr>
-        <w:t>如果通道没有关联地点，那么设置设备地点时会自动将通道的地点设置为设备的地点。如果需要将通道绑定到不同的地点，则需要编辑通道来修改通道的地点。</w:t>
-      </w:r>
-    </w:p>
-    <w:p>
-      <w:r>
-        <w:drawing>
-          <wp:inline distT="0" distB="0" distL="114300" distR="114300">
-            <wp:extent cx="5264785" cy="3071495"/>
-            <wp:effectExtent l="0" t="0" r="2540" b="5080"/>
-            <wp:docPr id="14" name="图片 4"/>
-            <wp:cNvGraphicFramePr>
-              <a:graphicFrameLocks xmlns:a="http://schemas.openxmlformats.org/drawingml/2006/main" noChangeAspect="1"/>
-            </wp:cNvGraphicFramePr>
-            <a:graphic xmlns:a="http://schemas.openxmlformats.org/drawingml/2006/main">
-              <a:graphicData uri="http://schemas.openxmlformats.org/drawingml/2006/picture">
-                <pic:pic xmlns:pic="http://schemas.openxmlformats.org/drawingml/2006/picture">
-                  <pic:nvPicPr>
-                    <pic:cNvPr id="14" name="图片 4"/>
-                    <pic:cNvPicPr>
-                      <a:picLocks noChangeAspect="1"/>
-                    </pic:cNvPicPr>
-                  </pic:nvPicPr>
-                  <pic:blipFill>
-                    <a:blip r:embed="rId15"/>
                     <a:stretch>
                       <a:fillRect/>
                     </a:stretch>
@@ -1059,57 +940,8 @@
           </wp:inline>
         </w:drawing>
       </w:r>
-    </w:p>
-    <w:p>
-      <w:pPr>
-        <w:rPr>
-          <w:rFonts w:hint="default"/>
-          <w:lang w:val="en-US" w:eastAsia="zh-CN"/>
-        </w:rPr>
-      </w:pPr>
-      <w:r>
-        <w:drawing>
-          <wp:inline distT="0" distB="0" distL="114300" distR="114300">
-            <wp:extent cx="5264785" cy="3071495"/>
-            <wp:effectExtent l="0" t="0" r="2540" b="5080"/>
-            <wp:docPr id="15" name="图片 5"/>
-            <wp:cNvGraphicFramePr>
-              <a:graphicFrameLocks xmlns:a="http://schemas.openxmlformats.org/drawingml/2006/main" noChangeAspect="1"/>
-            </wp:cNvGraphicFramePr>
-            <a:graphic xmlns:a="http://schemas.openxmlformats.org/drawingml/2006/main">
-              <a:graphicData uri="http://schemas.openxmlformats.org/drawingml/2006/picture">
-                <pic:pic xmlns:pic="http://schemas.openxmlformats.org/drawingml/2006/picture">
-                  <pic:nvPicPr>
-                    <pic:cNvPr id="15" name="图片 5"/>
-                    <pic:cNvPicPr>
-                      <a:picLocks noChangeAspect="1"/>
-                    </pic:cNvPicPr>
-                  </pic:nvPicPr>
-                  <pic:blipFill>
-                    <a:blip r:embed="rId16"/>
-                    <a:stretch>
-                      <a:fillRect/>
-                    </a:stretch>
-                  </pic:blipFill>
-                  <pic:spPr>
-                    <a:xfrm>
-                      <a:off x="0" y="0"/>
-                      <a:ext cx="5264785" cy="3071495"/>
-                    </a:xfrm>
-                    <a:prstGeom prst="rect">
-                      <a:avLst/>
-                    </a:prstGeom>
-                    <a:noFill/>
-                    <a:ln>
-                      <a:noFill/>
-                    </a:ln>
-                  </pic:spPr>
-                </pic:pic>
-              </a:graphicData>
-            </a:graphic>
-          </wp:inline>
-        </w:drawing>
-      </w:r>
+      <w:bookmarkStart w:id="0" w:name="_GoBack"/>
+      <w:bookmarkEnd w:id="0"/>
     </w:p>
     <w:p>
       <w:pPr>
